--- a/个人报告/范奕珩个人报告.docx
+++ b/个人报告/范奕珩个人报告.docx
@@ -751,7 +751,7 @@
         <w:jc w:val="center"/>
         <w:outlineLvl w:val="0"/>
         <w:rPr>
-          <w:rFonts w:ascii="黑体" w:eastAsia="黑体" w:hAnsi="黑体" w:cs="宋体"/>
+          <w:rFonts w:ascii="黑体" w:eastAsia="黑体" w:hAnsi="黑体" w:cs="宋体" w:hint="eastAsia"/>
           <w:b/>
           <w:bCs/>
           <w:kern w:val="44"/>
@@ -774,38 +774,126 @@
     </w:p>
     <w:p>
       <w:pPr>
+        <w:pStyle w:val="ab"/>
+        <w:spacing w:before="0" w:beforeAutospacing="0" w:after="0" w:afterAutospacing="0"/>
+        <w:ind w:firstLine="420"/>
+      </w:pPr>
+      <w:r>
+        <w:rPr>
+          <w:rStyle w:val="fadeinm1hgl8"/>
+        </w:rPr>
+        <w:t xml:space="preserve">本项目是一个基于 Web 的智能健康管理系统，主要面向普通用户和系统管理员，旨在实现健康资讯浏览与推荐、用户健康数据记录与可视化、系统消息管理等功能。系统采用前后端分离架构，前端使用 </w:t>
+      </w:r>
+      <w:r>
+        <w:rPr>
+          <w:rStyle w:val="fadeinm1hgl8"/>
+          <w:rFonts w:ascii="Times New Roman" w:hAnsi="Times New Roman" w:cs="Times New Roman"/>
+        </w:rPr>
+        <w:t>Vue.js</w:t>
+      </w:r>
+      <w:r>
+        <w:rPr>
+          <w:rStyle w:val="fadeinm1hgl8"/>
+        </w:rPr>
+        <w:t xml:space="preserve"> 实现界面交互，后端基于 </w:t>
+      </w:r>
+      <w:r>
+        <w:rPr>
+          <w:rStyle w:val="fadeinm1hgl8"/>
+          <w:rFonts w:ascii="Times New Roman" w:hAnsi="Times New Roman" w:cs="Times New Roman"/>
+        </w:rPr>
+        <w:t>Spring</w:t>
+      </w:r>
+      <w:r>
+        <w:rPr>
+          <w:rStyle w:val="fadeinm1hgl8"/>
+        </w:rPr>
+        <w:t xml:space="preserve"> </w:t>
+      </w:r>
+      <w:r>
+        <w:rPr>
+          <w:rStyle w:val="fadeinm1hgl8"/>
+          <w:rFonts w:ascii="Times New Roman" w:hAnsi="Times New Roman" w:cs="Times New Roman"/>
+        </w:rPr>
+        <w:t>Boot</w:t>
+      </w:r>
+      <w:r>
+        <w:rPr>
+          <w:rStyle w:val="fadeinm1hgl8"/>
+        </w:rPr>
+        <w:t xml:space="preserve"> 和 </w:t>
+      </w:r>
+      <w:proofErr w:type="spellStart"/>
+      <w:r>
+        <w:rPr>
+          <w:rStyle w:val="fadeinm1hgl8"/>
+          <w:rFonts w:ascii="Times New Roman" w:hAnsi="Times New Roman" w:cs="Times New Roman"/>
+        </w:rPr>
+        <w:t>MyBatis</w:t>
+      </w:r>
+      <w:proofErr w:type="spellEnd"/>
+      <w:r>
+        <w:rPr>
+          <w:rStyle w:val="fadeinm1hgl8"/>
+        </w:rPr>
+        <w:t xml:space="preserve"> 框架进行业务逻辑处理，数据库采用 </w:t>
+      </w:r>
+      <w:r>
+        <w:rPr>
+          <w:rStyle w:val="fadeinm1hgl8"/>
+          <w:rFonts w:ascii="Times New Roman" w:hAnsi="Times New Roman" w:cs="Times New Roman"/>
+        </w:rPr>
+        <w:t>MySQL</w:t>
+      </w:r>
+      <w:r>
+        <w:rPr>
+          <w:rStyle w:val="fadeinm1hgl8"/>
+        </w:rPr>
+        <w:t xml:space="preserve"> 存储各类信息。用户可以通过注册登录系统，浏览健康资讯、收藏感兴趣的内容、录入并查看个人健康数据曲线，系统支持根据不同健康模型（如血压、血糖等）进行个性化数据管理。管理员则可在后台管理资讯、配置健康模型指标、发布系统通知消息、审核用户评论等。</w:t>
+      </w:r>
+    </w:p>
+    <w:p>
+      <w:pPr>
+        <w:pStyle w:val="ab"/>
+        <w:spacing w:before="0" w:beforeAutospacing="0" w:after="0" w:afterAutospacing="0"/>
+        <w:ind w:firstLine="420"/>
+      </w:pPr>
+      <w:r>
+        <w:rPr>
+          <w:rStyle w:val="fadeinm1hgl8"/>
+        </w:rPr>
+        <w:t xml:space="preserve">在部署方面，系统使用 </w:t>
+      </w:r>
+      <w:r>
+        <w:rPr>
+          <w:rStyle w:val="fadeinm1hgl8"/>
+          <w:rFonts w:ascii="Times New Roman" w:hAnsi="Times New Roman" w:cs="Times New Roman"/>
+        </w:rPr>
+        <w:t>Docker</w:t>
+      </w:r>
+      <w:r>
+        <w:rPr>
+          <w:rStyle w:val="fadeinm1hgl8"/>
+        </w:rPr>
+        <w:t xml:space="preserve"> 容器化技术完成部署，简化了部署流程并提高了运行稳定性。项目开发过程中充分使用 </w:t>
+      </w:r>
+      <w:r>
+        <w:rPr>
+          <w:rStyle w:val="fadeinm1hgl8"/>
+          <w:rFonts w:ascii="Times New Roman" w:hAnsi="Times New Roman" w:cs="Times New Roman"/>
+        </w:rPr>
+        <w:t>GitHub</w:t>
+      </w:r>
+      <w:r>
+        <w:rPr>
+          <w:rStyle w:val="fadeinm1hgl8"/>
+        </w:rPr>
+        <w:t xml:space="preserve"> 进行版本控制与协作管理，确保多人协作下的高效开发。通过合理的模块划分与接口设计，系统实现了功能模块的清晰分离与良好的可扩展性，具备较高的实用价值与技术完整度，能够为用户提供便捷、高效的健康管理服务。</w:t>
+      </w:r>
+    </w:p>
+    <w:p>
+      <w:pPr>
         <w:spacing w:line="400" w:lineRule="exact"/>
-        <w:ind w:firstLineChars="200" w:firstLine="480"/>
-        <w:jc w:val="left"/>
-        <w:rPr>
-          <w:rFonts w:ascii="宋体" w:eastAsia="宋体" w:hAnsi="宋体" w:cs="Times New Roman"/>
-          <w:sz w:val="24"/>
-          <w:szCs w:val="24"/>
-        </w:rPr>
-      </w:pPr>
-      <w:proofErr w:type="gramStart"/>
-      <w:r>
-        <w:rPr>
-          <w:rFonts w:ascii="宋体" w:eastAsia="宋体" w:hAnsi="宋体" w:cs="Times New Roman" w:hint="eastAsia"/>
-          <w:sz w:val="24"/>
-          <w:szCs w:val="24"/>
-        </w:rPr>
-        <w:t>绍</w:t>
-      </w:r>
-      <w:proofErr w:type="gramEnd"/>
-      <w:r>
-        <w:rPr>
-          <w:rFonts w:ascii="宋体" w:eastAsia="宋体" w:hAnsi="宋体" w:cs="Times New Roman" w:hint="eastAsia"/>
-          <w:sz w:val="24"/>
-          <w:szCs w:val="24"/>
-        </w:rPr>
-        <w:t>课题的研究领域、主要研究背景，选题的主要目的意义、范围，相</w:t>
-      </w:r>
-    </w:p>
-    <w:p>
-      <w:pPr>
-        <w:spacing w:line="400" w:lineRule="exact"/>
-        <w:ind w:firstLineChars="200" w:firstLine="480"/>
         <w:jc w:val="left"/>
         <w:rPr>
           <w:rFonts w:ascii="宋体" w:eastAsia="宋体" w:hAnsi="宋体" w:cs="Times New Roman" w:hint="eastAsia"/>
@@ -825,7 +913,7 @@
         <w:jc w:val="center"/>
         <w:outlineLvl w:val="0"/>
         <w:rPr>
-          <w:rFonts w:ascii="黑体" w:eastAsia="黑体" w:hAnsi="黑体" w:cs="宋体"/>
+          <w:rFonts w:ascii="黑体" w:eastAsia="黑体" w:hAnsi="黑体" w:cs="宋体" w:hint="eastAsia"/>
           <w:b/>
           <w:bCs/>
           <w:kern w:val="44"/>
@@ -861,40 +949,15 @@
         <w:pStyle w:val="ab"/>
         <w:spacing w:before="0" w:beforeAutospacing="0" w:after="0" w:afterAutospacing="0"/>
         <w:ind w:firstLine="420"/>
-      </w:pPr>
-      <w:r>
-        <w:rPr>
-          <w:rStyle w:val="fadeinm1hgl8"/>
-        </w:rPr>
-        <w:t>项目伊始，我接到的第一项任务是编制《项目计划书》并绘制</w:t>
-      </w:r>
-      <w:proofErr w:type="gramStart"/>
-      <w:r>
-        <w:rPr>
-          <w:rStyle w:val="fadeinm1hgl8"/>
-        </w:rPr>
-        <w:t>甘特图</w:t>
-      </w:r>
-      <w:proofErr w:type="gramEnd"/>
-      <w:r>
-        <w:rPr>
-          <w:rStyle w:val="fadeinm1hgl8"/>
-        </w:rPr>
-        <w:t>。为了给后续工作奠定节奏，我把需求调研、需求评审、概要设计、详细设计、编码、联调、测试、部署与验收依次拆成里程碑，再细化到周粒度的任务条目。</w:t>
-      </w:r>
-      <w:proofErr w:type="gramStart"/>
-      <w:r>
-        <w:rPr>
-          <w:rStyle w:val="fadeinm1hgl8"/>
-        </w:rPr>
-        <w:t>甘特图</w:t>
-      </w:r>
-      <w:proofErr w:type="gramEnd"/>
-      <w:r>
-        <w:rPr>
-          <w:rStyle w:val="fadeinm1hgl8"/>
-        </w:rPr>
-        <w:t>用</w:t>
+        <w:rPr>
+          <w:rFonts w:hint="eastAsia"/>
+        </w:rPr>
+      </w:pPr>
+      <w:r>
+        <w:rPr>
+          <w:rStyle w:val="fadeinm1hgl8"/>
+        </w:rPr>
+        <w:t>项目伊始，我接到的第一项任务是编制《项目计划书》并绘制甘特图。为了给后续工作奠定节奏，我把需求调研、需求评审、概要设计、详细设计、编码、联调、测试、部署与验收依次拆成里程碑，再细化到周粒度的任务条目。甘特图用</w:t>
       </w:r>
       <w:r>
         <w:rPr>
@@ -921,21 +984,7 @@
         <w:rPr>
           <w:rStyle w:val="fadeinm1hgl8"/>
         </w:rPr>
-        <w:t>绘制，任务依赖、负责人、预计工时与缓冲都标注清晰，版本号挂在时间轴上，方便随时对表。计划书通过评审后被认定为全程基线，每周例会上我都会</w:t>
-      </w:r>
-      <w:proofErr w:type="gramStart"/>
-      <w:r>
-        <w:rPr>
-          <w:rStyle w:val="fadeinm1hgl8"/>
-        </w:rPr>
-        <w:t>拿甘特图</w:t>
-      </w:r>
-      <w:proofErr w:type="gramEnd"/>
-      <w:r>
-        <w:rPr>
-          <w:rStyle w:val="fadeinm1hgl8"/>
-        </w:rPr>
-        <w:t>对照实际进度，偏差超过两天就立即调整资源或修改后续节点，确保各阶段衔接</w:t>
+        <w:t>绘制，任务依赖、负责人、预计工时与缓冲都标注清晰，版本号挂在时间轴上，方便随时对表。计划书通过评审后被认定为全程基线，每周例会上我都会拿甘特图对照实际进度，偏差超过两天就立即调整资源或修改后续节点，确保各阶段衔接</w:t>
       </w:r>
       <w:proofErr w:type="gramStart"/>
       <w:r>
@@ -959,6 +1008,7 @@
         <w:ind w:firstLine="420"/>
         <w:rPr>
           <w:rStyle w:val="fadeinm1hgl8"/>
+          <w:rFonts w:hint="eastAsia"/>
         </w:rPr>
       </w:pPr>
       <w:r>
@@ -1090,6 +1140,9 @@
         <w:pStyle w:val="ab"/>
         <w:spacing w:before="0" w:beforeAutospacing="0" w:after="0" w:afterAutospacing="0"/>
         <w:ind w:firstLine="420"/>
+        <w:rPr>
+          <w:rFonts w:hint="eastAsia"/>
+        </w:rPr>
       </w:pPr>
       <w:r>
         <w:t>进入编码周期后，我维护一张文档进度表，每周例会核对写作节点，同时收集需求变化在版本日志打标签，确保大家看到的都是同一份真相。原型迭代时，</w:t>
@@ -1171,6 +1224,9 @@
         <w:pStyle w:val="ab"/>
         <w:spacing w:before="0" w:beforeAutospacing="0" w:after="0" w:afterAutospacing="0"/>
         <w:ind w:firstLine="420"/>
+        <w:rPr>
+          <w:rFonts w:hint="eastAsia"/>
+        </w:rPr>
       </w:pPr>
       <w:r>
         <w:t>测试阶段我接管性能与功能双线。接口功能测试</w:t>
@@ -1252,6 +1308,7 @@
         <w:rPr>
           <w:rFonts w:hint="eastAsia"/>
         </w:rPr>
+        <w:lastRenderedPageBreak/>
         <w:t>上线前我负责容器化部署。我把后端</w:t>
       </w:r>
       <w:r>
@@ -1416,7 +1473,7 @@
         <w:jc w:val="center"/>
         <w:outlineLvl w:val="0"/>
         <w:rPr>
-          <w:rFonts w:ascii="黑体" w:eastAsia="黑体" w:hAnsi="黑体" w:cs="宋体"/>
+          <w:rFonts w:ascii="黑体" w:eastAsia="黑体" w:hAnsi="黑体" w:cs="宋体" w:hint="eastAsia"/>
           <w:b/>
           <w:bCs/>
           <w:kern w:val="44"/>
@@ -1442,6 +1499,7 @@
         <w:spacing w:before="0" w:beforeAutospacing="0" w:after="0" w:afterAutospacing="0"/>
         <w:rPr>
           <w:rStyle w:val="fadeinm1hgl8"/>
+          <w:rFonts w:hint="eastAsia"/>
         </w:rPr>
       </w:pPr>
       <w:r>
@@ -1457,13 +1515,13 @@
         <w:spacing w:before="0" w:beforeAutospacing="0" w:after="0" w:afterAutospacing="0"/>
         <w:rPr>
           <w:rStyle w:val="fadeinm1hgl8"/>
-        </w:rPr>
-      </w:pPr>
-      <w:r>
-        <w:rPr>
-          <w:rStyle w:val="fadeinm1hgl8"/>
-        </w:rPr>
-        <w:lastRenderedPageBreak/>
+          <w:rFonts w:hint="eastAsia"/>
+        </w:rPr>
+      </w:pPr>
+      <w:r>
+        <w:rPr>
+          <w:rStyle w:val="fadeinm1hgl8"/>
+        </w:rPr>
         <w:t>处理结果：将布局与样式解耦，先完成功能逻辑，再用主题变量与 CSS 自定义属性承载视觉层级；新版视觉</w:t>
       </w:r>
       <w:proofErr w:type="gramStart"/>
@@ -1510,6 +1568,7 @@
         <w:spacing w:before="0" w:beforeAutospacing="0" w:after="0" w:afterAutospacing="0"/>
         <w:rPr>
           <w:rStyle w:val="fadeinm1hgl8"/>
+          <w:rFonts w:hint="eastAsia"/>
         </w:rPr>
       </w:pPr>
       <w:r>
@@ -1525,6 +1584,7 @@
         <w:spacing w:before="0" w:beforeAutospacing="0" w:after="0" w:afterAutospacing="0"/>
         <w:rPr>
           <w:rStyle w:val="fadeinm1hgl8"/>
+          <w:rFonts w:hint="eastAsia"/>
         </w:rPr>
       </w:pPr>
       <w:r>
@@ -1563,6 +1623,7 @@
         <w:spacing w:before="0" w:beforeAutospacing="0" w:after="0" w:afterAutospacing="0"/>
         <w:rPr>
           <w:rStyle w:val="fadeinm1hgl8"/>
+          <w:rFonts w:hint="eastAsia"/>
         </w:rPr>
       </w:pPr>
       <w:r>
@@ -1578,6 +1639,7 @@
         <w:spacing w:before="0" w:beforeAutospacing="0" w:after="0" w:afterAutospacing="0"/>
         <w:rPr>
           <w:rStyle w:val="fadeinm1hgl8"/>
+          <w:rFonts w:hint="eastAsia"/>
         </w:rPr>
       </w:pPr>
       <w:r>
@@ -1644,6 +1706,7 @@
         <w:spacing w:before="0" w:beforeAutospacing="0" w:after="0" w:afterAutospacing="0"/>
         <w:rPr>
           <w:rStyle w:val="fadeinm1hgl8"/>
+          <w:rFonts w:hint="eastAsia"/>
         </w:rPr>
       </w:pPr>
       <w:r>
@@ -1671,6 +1734,9 @@
       <w:pPr>
         <w:pStyle w:val="ab"/>
         <w:spacing w:before="0" w:beforeAutospacing="0" w:after="0" w:afterAutospacing="0"/>
+        <w:rPr>
+          <w:rFonts w:hint="eastAsia"/>
+        </w:rPr>
       </w:pPr>
       <w:r>
         <w:rPr>
@@ -1713,7 +1779,7 @@
         <w:ind w:firstLineChars="200" w:firstLine="480"/>
         <w:jc w:val="left"/>
         <w:rPr>
-          <w:rFonts w:ascii="宋体" w:eastAsia="宋体" w:hAnsi="宋体" w:cs="Times New Roman"/>
+          <w:rFonts w:ascii="宋体" w:eastAsia="宋体" w:hAnsi="宋体" w:cs="Times New Roman" w:hint="eastAsia"/>
           <w:sz w:val="24"/>
           <w:szCs w:val="24"/>
         </w:rPr>
@@ -1730,7 +1796,7 @@
         <w:jc w:val="center"/>
         <w:outlineLvl w:val="0"/>
         <w:rPr>
-          <w:rFonts w:ascii="黑体" w:eastAsia="黑体" w:hAnsi="黑体" w:cs="宋体"/>
+          <w:rFonts w:ascii="黑体" w:eastAsia="黑体" w:hAnsi="黑体" w:cs="宋体" w:hint="eastAsia"/>
           <w:b/>
           <w:bCs/>
           <w:kern w:val="44"/>
@@ -1761,66 +1827,77 @@
           <w:szCs w:val="24"/>
         </w:rPr>
       </w:pPr>
-      <w:proofErr w:type="gramStart"/>
       <w:r>
         <w:rPr>
           <w:rFonts w:ascii="宋体" w:eastAsia="宋体" w:hAnsi="宋体" w:cs="Times New Roman" w:hint="eastAsia"/>
           <w:sz w:val="24"/>
           <w:szCs w:val="24"/>
         </w:rPr>
-        <w:t>绍</w:t>
-      </w:r>
-      <w:proofErr w:type="gramEnd"/>
+        <w:t>最初投入这项开发时，</w:t>
+      </w:r>
       <w:r>
         <w:rPr>
           <w:rFonts w:ascii="宋体" w:eastAsia="宋体" w:hAnsi="宋体" w:cs="Times New Roman" w:hint="eastAsia"/>
           <w:sz w:val="24"/>
           <w:szCs w:val="24"/>
         </w:rPr>
-        <w:t>课题的研究领域、主要研究背景，选题的主要目的意义、范围，相</w:t>
-      </w:r>
-    </w:p>
-    <w:p>
-      <w:pPr>
-        <w:pStyle w:val="2"/>
-        <w:numPr>
-          <w:ilvl w:val="1"/>
-          <w:numId w:val="2"/>
-        </w:numPr>
-        <w:spacing w:before="0" w:after="0" w:line="360" w:lineRule="auto"/>
-        <w:jc w:val="left"/>
-        <w:rPr>
-          <w:rFonts w:ascii="宋体" w:eastAsia="宋体" w:hAnsi="宋体" w:cs="宋体" w:hint="eastAsia"/>
-          <w:sz w:val="28"/>
-          <w:szCs w:val="28"/>
-        </w:rPr>
-      </w:pPr>
-      <w:r>
-        <w:rPr>
-          <w:rFonts w:ascii="宋体" w:eastAsia="宋体" w:hAnsi="宋体" w:cs="宋体" w:hint="eastAsia"/>
-          <w:sz w:val="28"/>
-          <w:szCs w:val="28"/>
-        </w:rPr>
-        <w:t>二级标题这种格式</w:t>
-      </w:r>
-    </w:p>
-    <w:p>
-      <w:pPr>
-        <w:pStyle w:val="3"/>
-        <w:spacing w:before="0" w:after="0" w:line="360" w:lineRule="auto"/>
-        <w:rPr>
-          <w:rFonts w:ascii="楷体" w:eastAsia="楷体" w:hAnsi="楷体" w:cs="宋体" w:hint="eastAsia"/>
-          <w:sz w:val="24"/>
-          <w:szCs w:val="24"/>
-        </w:rPr>
-      </w:pPr>
-      <w:r>
-        <w:rPr>
-          <w:rFonts w:ascii="楷体" w:eastAsia="楷体" w:hAnsi="楷体" w:cs="宋体" w:hint="eastAsia"/>
-          <w:sz w:val="24"/>
-          <w:szCs w:val="24"/>
-        </w:rPr>
-        <w:t>1.1.1 三级标题这种格式</w:t>
+        <w:t>觉得</w:t>
+      </w:r>
+      <w:r>
+        <w:rPr>
+          <w:rFonts w:ascii="宋体" w:eastAsia="宋体" w:hAnsi="宋体" w:cs="Times New Roman" w:hint="eastAsia"/>
+          <w:sz w:val="24"/>
+          <w:szCs w:val="24"/>
+        </w:rPr>
+        <w:t xml:space="preserve">甘特图上的线条只是抽象的日期与工时，真正动手后才感受到时间的粘稠与代码的重量。需求在白板上讨论得天衣无缝，进到编辑器里却常常因为一个字段含义产生分歧，光标闪烁间，沟通变成比敲键更重要的动作。一次次把接口描述写到 </w:t>
+      </w:r>
+      <w:r>
+        <w:rPr>
+          <w:rFonts w:ascii="Times New Roman" w:eastAsia="宋体" w:hAnsi="Times New Roman" w:cs="Times New Roman"/>
+          <w:sz w:val="24"/>
+          <w:szCs w:val="24"/>
+        </w:rPr>
+        <w:t>Issue</w:t>
+      </w:r>
+      <w:r>
+        <w:rPr>
+          <w:rFonts w:ascii="宋体" w:eastAsia="宋体" w:hAnsi="宋体" w:cs="Times New Roman" w:hint="eastAsia"/>
+          <w:sz w:val="24"/>
+          <w:szCs w:val="24"/>
+        </w:rPr>
+        <w:t xml:space="preserve">，再在 </w:t>
+      </w:r>
+      <w:r>
+        <w:rPr>
+          <w:rFonts w:ascii="Times New Roman" w:eastAsia="宋体" w:hAnsi="Times New Roman" w:cs="Times New Roman"/>
+          <w:sz w:val="24"/>
+          <w:szCs w:val="24"/>
+        </w:rPr>
+        <w:t>Pull Request</w:t>
+      </w:r>
+      <w:r>
+        <w:rPr>
+          <w:rFonts w:ascii="宋体" w:eastAsia="宋体" w:hAnsi="宋体" w:cs="Times New Roman" w:hint="eastAsia"/>
+          <w:sz w:val="24"/>
+          <w:szCs w:val="24"/>
+        </w:rPr>
+        <w:t xml:space="preserve"> 里对着 </w:t>
+      </w:r>
+      <w:r>
+        <w:rPr>
+          <w:rFonts w:ascii="Times New Roman" w:eastAsia="宋体" w:hAnsi="Times New Roman" w:cs="Times New Roman"/>
+          <w:sz w:val="24"/>
+          <w:szCs w:val="24"/>
+        </w:rPr>
+        <w:t>diff</w:t>
+      </w:r>
+      <w:r>
+        <w:rPr>
+          <w:rFonts w:ascii="宋体" w:eastAsia="宋体" w:hAnsi="宋体" w:cs="Times New Roman" w:hint="eastAsia"/>
+          <w:sz w:val="24"/>
+          <w:szCs w:val="24"/>
+        </w:rPr>
+        <w:t xml:space="preserve"> 讨论命名，逐渐体会到语义统一是一种团队气味，只有气味相近，协作才流畅。</w:t>
       </w:r>
     </w:p>
     <w:p>
@@ -1829,18 +1906,121 @@
         <w:ind w:firstLineChars="200" w:firstLine="480"/>
         <w:jc w:val="left"/>
         <w:rPr>
-          <w:rFonts w:ascii="宋体" w:eastAsia="宋体" w:hAnsi="宋体" w:cs="Times New Roman"/>
-          <w:sz w:val="24"/>
-          <w:szCs w:val="24"/>
-        </w:rPr>
-      </w:pPr>
-      <w:r>
-        <w:rPr>
           <w:rFonts w:ascii="宋体" w:eastAsia="宋体" w:hAnsi="宋体" w:cs="Times New Roman" w:hint="eastAsia"/>
           <w:sz w:val="24"/>
           <w:szCs w:val="24"/>
         </w:rPr>
-        <w:t>正文这种格式：介绍课题的研究领域、主要研究背景，选题的主要目的意义、范围，相关领域的知识、理论基础和分析，研究问题的描述，研究设想、研究方法和实验设计，预期结果和作者的</w:t>
+      </w:pPr>
+      <w:r>
+        <w:rPr>
+          <w:rFonts w:ascii="宋体" w:eastAsia="宋体" w:hAnsi="宋体" w:cs="Times New Roman" w:hint="eastAsia"/>
+          <w:sz w:val="24"/>
+          <w:szCs w:val="24"/>
+        </w:rPr>
+        <w:t>最忙碌的迭代夜晚，仓库</w:t>
+      </w:r>
+      <w:proofErr w:type="gramStart"/>
+      <w:r>
+        <w:rPr>
+          <w:rFonts w:ascii="宋体" w:eastAsia="宋体" w:hAnsi="宋体" w:cs="Times New Roman" w:hint="eastAsia"/>
+          <w:sz w:val="24"/>
+          <w:szCs w:val="24"/>
+        </w:rPr>
+        <w:t>通知声</w:t>
+      </w:r>
+      <w:proofErr w:type="gramEnd"/>
+      <w:r>
+        <w:rPr>
+          <w:rFonts w:ascii="宋体" w:eastAsia="宋体" w:hAnsi="宋体" w:cs="Times New Roman" w:hint="eastAsia"/>
+          <w:sz w:val="24"/>
+          <w:szCs w:val="24"/>
+        </w:rPr>
+        <w:t>此起彼伏，</w:t>
+      </w:r>
+      <w:r>
+        <w:rPr>
+          <w:rFonts w:ascii="Times New Roman" w:eastAsia="宋体" w:hAnsi="Times New Roman" w:cs="Times New Roman"/>
+          <w:sz w:val="24"/>
+          <w:szCs w:val="24"/>
+        </w:rPr>
+        <w:t>Actions</w:t>
+      </w:r>
+      <w:r>
+        <w:rPr>
+          <w:rFonts w:ascii="宋体" w:eastAsia="宋体" w:hAnsi="宋体" w:cs="Times New Roman" w:hint="eastAsia"/>
+          <w:sz w:val="24"/>
+          <w:szCs w:val="24"/>
+        </w:rPr>
+        <w:t xml:space="preserve"> 的绿色对勾像虚拟篝火，把远程的几台机器连成共同的营地。有人守在 </w:t>
+      </w:r>
+      <w:r>
+        <w:rPr>
+          <w:rFonts w:ascii="Times New Roman" w:eastAsia="宋体" w:hAnsi="Times New Roman" w:cs="Times New Roman"/>
+          <w:sz w:val="24"/>
+          <w:szCs w:val="24"/>
+        </w:rPr>
+        <w:t>JMeter</w:t>
+      </w:r>
+      <w:r>
+        <w:rPr>
+          <w:rFonts w:ascii="宋体" w:eastAsia="宋体" w:hAnsi="宋体" w:cs="Times New Roman" w:hint="eastAsia"/>
+          <w:sz w:val="24"/>
+          <w:szCs w:val="24"/>
+        </w:rPr>
+        <w:t xml:space="preserve"> 监控窗口，有人对着 </w:t>
+      </w:r>
+      <w:r>
+        <w:rPr>
+          <w:rFonts w:ascii="Times New Roman" w:eastAsia="宋体" w:hAnsi="Times New Roman" w:cs="Times New Roman"/>
+          <w:sz w:val="24"/>
+          <w:szCs w:val="24"/>
+        </w:rPr>
+        <w:t xml:space="preserve">Chrome </w:t>
+      </w:r>
+      <w:proofErr w:type="spellStart"/>
+      <w:r>
+        <w:rPr>
+          <w:rFonts w:ascii="Times New Roman" w:eastAsia="宋体" w:hAnsi="Times New Roman" w:cs="Times New Roman"/>
+          <w:sz w:val="24"/>
+          <w:szCs w:val="24"/>
+        </w:rPr>
+        <w:t>DevTools</w:t>
+      </w:r>
+      <w:proofErr w:type="spellEnd"/>
+      <w:r>
+        <w:rPr>
+          <w:rFonts w:ascii="宋体" w:eastAsia="宋体" w:hAnsi="宋体" w:cs="Times New Roman" w:hint="eastAsia"/>
+          <w:sz w:val="24"/>
+          <w:szCs w:val="24"/>
+        </w:rPr>
+        <w:t xml:space="preserve"> 追逐毫秒，深夜合并的那一瞬，战线突然安静，只剩测试</w:t>
+      </w:r>
+      <w:r>
+        <w:rPr>
+          <w:rFonts w:ascii="宋体" w:eastAsia="宋体" w:hAnsi="宋体" w:cs="Times New Roman" w:hint="eastAsia"/>
+          <w:sz w:val="24"/>
+          <w:szCs w:val="24"/>
+        </w:rPr>
+        <w:lastRenderedPageBreak/>
+        <w:t>脚本在后台跑圈。浏览器里页面毫无波澜地加载成功，那短短几秒却像给长跑选手递来清水，前半程的</w:t>
+      </w:r>
+      <w:proofErr w:type="gramStart"/>
+      <w:r>
+        <w:rPr>
+          <w:rFonts w:ascii="宋体" w:eastAsia="宋体" w:hAnsi="宋体" w:cs="Times New Roman" w:hint="eastAsia"/>
+          <w:sz w:val="24"/>
+          <w:szCs w:val="24"/>
+        </w:rPr>
+        <w:t>疲惫随</w:t>
+      </w:r>
+      <w:proofErr w:type="gramEnd"/>
+      <w:r>
+        <w:rPr>
+          <w:rFonts w:ascii="宋体" w:eastAsia="宋体" w:hAnsi="宋体" w:cs="Times New Roman" w:hint="eastAsia"/>
+          <w:sz w:val="24"/>
+          <w:szCs w:val="24"/>
+        </w:rPr>
+        <w:t>刷新消散。</w:t>
       </w:r>
     </w:p>
     <w:p>
@@ -1860,16 +2040,100 @@
           <w:sz w:val="24"/>
           <w:szCs w:val="24"/>
         </w:rPr>
-        <w:t>新见解。</w:t>
+        <w:t>打印测试报告时，厚厚一叠纸张记录了每一次请求与响应，失败用红色墨迹标注，翻页声在实验室显得格外清脆。缺陷被逐条划去后，表格变得干净，仿佛证明努力能对抗熵增。更珍贵的回报来自用户端：录入血压数据后趋势图平滑延展，收藏资讯的一颗星被点亮，这些细小</w:t>
+      </w:r>
+      <w:proofErr w:type="gramStart"/>
+      <w:r>
+        <w:rPr>
+          <w:rFonts w:ascii="宋体" w:eastAsia="宋体" w:hAnsi="宋体" w:cs="Times New Roman" w:hint="eastAsia"/>
+          <w:sz w:val="24"/>
+          <w:szCs w:val="24"/>
+        </w:rPr>
+        <w:t>反馈让</w:t>
+      </w:r>
+      <w:proofErr w:type="gramEnd"/>
+      <w:r>
+        <w:rPr>
+          <w:rFonts w:ascii="宋体" w:eastAsia="宋体" w:hAnsi="宋体" w:cs="Times New Roman" w:hint="eastAsia"/>
+          <w:sz w:val="24"/>
+          <w:szCs w:val="24"/>
+        </w:rPr>
+        <w:t>整条开发链路从抽象转为触感。</w:t>
+      </w:r>
+    </w:p>
+    <w:p>
+      <w:pPr>
+        <w:spacing w:line="400" w:lineRule="exact"/>
+        <w:ind w:firstLineChars="200" w:firstLine="480"/>
+        <w:jc w:val="left"/>
+        <w:rPr>
+          <w:rFonts w:ascii="宋体" w:eastAsia="宋体" w:hAnsi="宋体" w:cs="Times New Roman" w:hint="eastAsia"/>
+          <w:sz w:val="24"/>
+          <w:szCs w:val="24"/>
+        </w:rPr>
+      </w:pPr>
+      <w:r>
+        <w:rPr>
+          <w:rFonts w:ascii="宋体" w:eastAsia="宋体" w:hAnsi="宋体" w:cs="Times New Roman" w:hint="eastAsia"/>
+          <w:sz w:val="24"/>
+          <w:szCs w:val="24"/>
+        </w:rPr>
+        <w:t>上线当天，</w:t>
+      </w:r>
+      <w:r>
+        <w:rPr>
+          <w:rFonts w:ascii="Times New Roman" w:eastAsia="宋体" w:hAnsi="Times New Roman" w:cs="Times New Roman"/>
+          <w:sz w:val="24"/>
+          <w:szCs w:val="24"/>
+        </w:rPr>
+        <w:t>docker‑compose</w:t>
+      </w:r>
+      <w:r>
+        <w:rPr>
+          <w:rFonts w:ascii="宋体" w:eastAsia="宋体" w:hAnsi="宋体" w:cs="Times New Roman"/>
+          <w:sz w:val="24"/>
+          <w:szCs w:val="24"/>
+        </w:rPr>
+        <w:t xml:space="preserve"> 日志滚动得飞快，终端背景灯映在键盘上，像是另一种仪式感。新容器接管流量时，页面没有丝毫闪烁，心里却泛起轻微波澜，仿佛搭建了一座桥，正有真实数据跨越而来。看着监控曲线稳定，我关掉窗口，楼道里只剩清晨的光。此刻的项目于我不仅是一串版本号，而是一段共同编写的叙事，它在代码仓库里静静存档，也在每个人的经验</w:t>
+      </w:r>
+      <w:proofErr w:type="gramStart"/>
+      <w:r>
+        <w:rPr>
+          <w:rFonts w:ascii="宋体" w:eastAsia="宋体" w:hAnsi="宋体" w:cs="Times New Roman"/>
+          <w:sz w:val="24"/>
+          <w:szCs w:val="24"/>
+        </w:rPr>
+        <w:t>栈</w:t>
+      </w:r>
+      <w:proofErr w:type="gramEnd"/>
+      <w:r>
+        <w:rPr>
+          <w:rFonts w:ascii="宋体" w:eastAsia="宋体" w:hAnsi="宋体" w:cs="Times New Roman"/>
+          <w:sz w:val="24"/>
+          <w:szCs w:val="24"/>
+        </w:rPr>
+        <w:t xml:space="preserve">里刻下一行不可回退的 </w:t>
+      </w:r>
+      <w:r>
+        <w:rPr>
+          <w:rFonts w:ascii="Times New Roman" w:eastAsia="宋体" w:hAnsi="Times New Roman" w:cs="Times New Roman"/>
+          <w:sz w:val="24"/>
+          <w:szCs w:val="24"/>
+        </w:rPr>
+        <w:t>commit</w:t>
+      </w:r>
+      <w:r>
+        <w:rPr>
+          <w:rFonts w:ascii="宋体" w:eastAsia="宋体" w:hAnsi="宋体" w:cs="Times New Roman"/>
+          <w:sz w:val="24"/>
+          <w:szCs w:val="24"/>
+        </w:rPr>
+        <w:t>。</w:t>
       </w:r>
     </w:p>
     <w:sectPr>
-      <w:headerReference w:type="even" r:id="rId10"/>
-      <w:headerReference w:type="default" r:id="rId11"/>
-      <w:footerReference w:type="even" r:id="rId12"/>
-      <w:footerReference w:type="default" r:id="rId13"/>
-      <w:headerReference w:type="first" r:id="rId14"/>
-      <w:footerReference w:type="first" r:id="rId15"/>
+      <w:headerReference w:type="default" r:id="rId10"/>
+      <w:footerReference w:type="default" r:id="rId11"/>
       <w:pgSz w:w="11906" w:h="16838"/>
       <w:pgMar w:top="1440" w:right="1800" w:bottom="1440" w:left="1800" w:header="851" w:footer="992" w:gutter="0"/>
       <w:cols w:space="425"/>
@@ -1909,19 +2173,6 @@
 </file>
 
 <file path=word/footer1.xml><?xml version="1.0" encoding="utf-8"?>
-<w:ftr xmlns:wpc="http://schemas.microsoft.com/office/word/2010/wordprocessingCanvas" xmlns:cx="http://schemas.microsoft.com/office/drawing/2014/chartex" xmlns:cx1="http://schemas.microsoft.com/office/drawing/2015/9/8/chartex" xmlns:cx2="http://schemas.microsoft.com/office/drawing/2015/10/21/chartex" xmlns:cx3="http://schemas.microsoft.com/office/drawing/2016/5/9/chartex" xmlns:cx4="http://schemas.microsoft.com/office/drawing/2016/5/10/chartex" xmlns:cx5="http://schemas.microsoft.com/office/drawing/2016/5/11/chartex" xmlns:cx6="http://schemas.microsoft.com/office/drawing/2016/5/12/chartex" xmlns:cx7="http://schemas.microsoft.com/office/drawing/2016/5/13/chartex" xmlns:cx8="http://schemas.microsoft.com/office/drawing/2016/5/14/chartex" xmlns:mc="http://schemas.openxmlformats.org/markup-compatibility/2006" xmlns:aink="http://schemas.microsoft.com/office/drawing/2016/ink" xmlns:am3d="http://schemas.microsoft.com/office/drawing/2017/model3d" xmlns:o="urn:schemas-microsoft-com:office:office" xmlns:oel="http://schemas.microsoft.com/office/2019/extlst" xmlns:r="http://schemas.openxmlformats.org/officeDocument/2006/relationships" xmlns:m="http://schemas.openxmlformats.org/officeDocument/2006/math" xmlns:v="urn:schemas-microsoft-com:vml" xmlns:wp14="http://schemas.microsoft.com/office/word/2010/wordprocessingDrawing" xmlns:wp="http://schemas.openxmlformats.org/drawingml/2006/wordprocessingDrawing" xmlns:w10="urn:schemas-microsoft-com:office:word" xmlns:w="http://schemas.openxmlformats.org/wordprocessingml/2006/main" xmlns:w14="http://schemas.microsoft.com/office/word/2010/wordml" xmlns:w15="http://schemas.microsoft.com/office/word/2012/wordml" xmlns:w16cex="http://schemas.microsoft.com/office/word/2018/wordml/cex" xmlns:w16cid="http://schemas.microsoft.com/office/word/2016/wordml/cid" xmlns:w16="http://schemas.microsoft.com/office/word/2018/wordml" xmlns:w16du="http://schemas.microsoft.com/office/word/2023/wordml/word16du" xmlns:w16sdtdh="http://schemas.microsoft.com/office/word/2020/wordml/sdtdatahash" xmlns:w16sdtfl="http://schemas.microsoft.com/office/word/2024/wordml/sdtformatlock" xmlns:w16se="http://schemas.microsoft.com/office/word/2015/wordml/symex" xmlns:wpg="http://schemas.microsoft.com/office/word/2010/wordprocessingGroup" xmlns:wpi="http://schemas.microsoft.com/office/word/2010/wordprocessingInk" xmlns:wne="http://schemas.microsoft.com/office/word/2006/wordml" xmlns:wps="http://schemas.microsoft.com/office/word/2010/wordprocessingShape" mc:Ignorable="w14 w15 w16se w16cid w16 w16cex w16sdtdh w16sdtfl w16du wp14">
-  <w:p>
-    <w:pPr>
-      <w:pStyle w:val="a5"/>
-      <w:rPr>
-        <w:rFonts w:hint="eastAsia"/>
-      </w:rPr>
-    </w:pPr>
-  </w:p>
-</w:ftr>
-</file>
-
-<file path=word/footer2.xml><?xml version="1.0" encoding="utf-8"?>
 <w:ftr xmlns:wpc="http://schemas.microsoft.com/office/word/2010/wordprocessingCanvas" xmlns:cx="http://schemas.microsoft.com/office/drawing/2014/chartex" xmlns:cx1="http://schemas.microsoft.com/office/drawing/2015/9/8/chartex" xmlns:cx2="http://schemas.microsoft.com/office/drawing/2015/10/21/chartex" xmlns:cx3="http://schemas.microsoft.com/office/drawing/2016/5/9/chartex" xmlns:cx4="http://schemas.microsoft.com/office/drawing/2016/5/10/chartex" xmlns:cx5="http://schemas.microsoft.com/office/drawing/2016/5/11/chartex" xmlns:cx6="http://schemas.microsoft.com/office/drawing/2016/5/12/chartex" xmlns:cx7="http://schemas.microsoft.com/office/drawing/2016/5/13/chartex" xmlns:cx8="http://schemas.microsoft.com/office/drawing/2016/5/14/chartex" xmlns:mc="http://schemas.openxmlformats.org/markup-compatibility/2006" xmlns:aink="http://schemas.microsoft.com/office/drawing/2016/ink" xmlns:am3d="http://schemas.microsoft.com/office/drawing/2017/model3d" xmlns:o="urn:schemas-microsoft-com:office:office" xmlns:oel="http://schemas.microsoft.com/office/2019/extlst" xmlns:r="http://schemas.openxmlformats.org/officeDocument/2006/relationships" xmlns:m="http://schemas.openxmlformats.org/officeDocument/2006/math" xmlns:v="urn:schemas-microsoft-com:vml" xmlns:wp14="http://schemas.microsoft.com/office/word/2010/wordprocessingDrawing" xmlns:wp="http://schemas.openxmlformats.org/drawingml/2006/wordprocessingDrawing" xmlns:w10="urn:schemas-microsoft-com:office:word" xmlns:w="http://schemas.openxmlformats.org/wordprocessingml/2006/main" xmlns:w14="http://schemas.microsoft.com/office/word/2010/wordml" xmlns:w15="http://schemas.microsoft.com/office/word/2012/wordml" xmlns:w16cex="http://schemas.microsoft.com/office/word/2018/wordml/cex" xmlns:w16cid="http://schemas.microsoft.com/office/word/2016/wordml/cid" xmlns:w16="http://schemas.microsoft.com/office/word/2018/wordml" xmlns:w16du="http://schemas.microsoft.com/office/word/2023/wordml/word16du" xmlns:w16sdtdh="http://schemas.microsoft.com/office/word/2020/wordml/sdtdatahash" xmlns:w16sdtfl="http://schemas.microsoft.com/office/word/2024/wordml/sdtformatlock" xmlns:w16se="http://schemas.microsoft.com/office/word/2015/wordml/symex" xmlns:wpg="http://schemas.microsoft.com/office/word/2010/wordprocessingGroup" xmlns:wpi="http://schemas.microsoft.com/office/word/2010/wordprocessingInk" xmlns:wne="http://schemas.microsoft.com/office/word/2006/wordml" xmlns:wps="http://schemas.microsoft.com/office/word/2010/wordprocessingShape" mc:Ignorable="w14 w15 w16se w16cid w16 w16cex w16sdtdh w16sdtfl w16du wp14">
   <w:p>
     <w:pPr>
@@ -2091,19 +2342,6 @@
 </w:ftr>
 </file>
 
-<file path=word/footer3.xml><?xml version="1.0" encoding="utf-8"?>
-<w:ftr xmlns:wpc="http://schemas.microsoft.com/office/word/2010/wordprocessingCanvas" xmlns:cx="http://schemas.microsoft.com/office/drawing/2014/chartex" xmlns:cx1="http://schemas.microsoft.com/office/drawing/2015/9/8/chartex" xmlns:cx2="http://schemas.microsoft.com/office/drawing/2015/10/21/chartex" xmlns:cx3="http://schemas.microsoft.com/office/drawing/2016/5/9/chartex" xmlns:cx4="http://schemas.microsoft.com/office/drawing/2016/5/10/chartex" xmlns:cx5="http://schemas.microsoft.com/office/drawing/2016/5/11/chartex" xmlns:cx6="http://schemas.microsoft.com/office/drawing/2016/5/12/chartex" xmlns:cx7="http://schemas.microsoft.com/office/drawing/2016/5/13/chartex" xmlns:cx8="http://schemas.microsoft.com/office/drawing/2016/5/14/chartex" xmlns:mc="http://schemas.openxmlformats.org/markup-compatibility/2006" xmlns:aink="http://schemas.microsoft.com/office/drawing/2016/ink" xmlns:am3d="http://schemas.microsoft.com/office/drawing/2017/model3d" xmlns:o="urn:schemas-microsoft-com:office:office" xmlns:oel="http://schemas.microsoft.com/office/2019/extlst" xmlns:r="http://schemas.openxmlformats.org/officeDocument/2006/relationships" xmlns:m="http://schemas.openxmlformats.org/officeDocument/2006/math" xmlns:v="urn:schemas-microsoft-com:vml" xmlns:wp14="http://schemas.microsoft.com/office/word/2010/wordprocessingDrawing" xmlns:wp="http://schemas.openxmlformats.org/drawingml/2006/wordprocessingDrawing" xmlns:w10="urn:schemas-microsoft-com:office:word" xmlns:w="http://schemas.openxmlformats.org/wordprocessingml/2006/main" xmlns:w14="http://schemas.microsoft.com/office/word/2010/wordml" xmlns:w15="http://schemas.microsoft.com/office/word/2012/wordml" xmlns:w16cex="http://schemas.microsoft.com/office/word/2018/wordml/cex" xmlns:w16cid="http://schemas.microsoft.com/office/word/2016/wordml/cid" xmlns:w16="http://schemas.microsoft.com/office/word/2018/wordml" xmlns:w16du="http://schemas.microsoft.com/office/word/2023/wordml/word16du" xmlns:w16sdtdh="http://schemas.microsoft.com/office/word/2020/wordml/sdtdatahash" xmlns:w16sdtfl="http://schemas.microsoft.com/office/word/2024/wordml/sdtformatlock" xmlns:w16se="http://schemas.microsoft.com/office/word/2015/wordml/symex" xmlns:wpg="http://schemas.microsoft.com/office/word/2010/wordprocessingGroup" xmlns:wpi="http://schemas.microsoft.com/office/word/2010/wordprocessingInk" xmlns:wne="http://schemas.microsoft.com/office/word/2006/wordml" xmlns:wps="http://schemas.microsoft.com/office/word/2010/wordprocessingShape" mc:Ignorable="w14 w15 w16se w16cid w16 w16cex w16sdtdh w16sdtfl w16du wp14">
-  <w:p>
-    <w:pPr>
-      <w:pStyle w:val="a5"/>
-      <w:rPr>
-        <w:rFonts w:hint="eastAsia"/>
-      </w:rPr>
-    </w:pPr>
-  </w:p>
-</w:ftr>
-</file>
-
 <file path=word/footnotes.xml><?xml version="1.0" encoding="utf-8"?>
 <w:footnotes xmlns:wpc="http://schemas.microsoft.com/office/word/2010/wordprocessingCanvas" xmlns:cx="http://schemas.microsoft.com/office/drawing/2014/chartex" xmlns:cx1="http://schemas.microsoft.com/office/drawing/2015/9/8/chartex" xmlns:cx2="http://schemas.microsoft.com/office/drawing/2015/10/21/chartex" xmlns:cx3="http://schemas.microsoft.com/office/drawing/2016/5/9/chartex" xmlns:cx4="http://schemas.microsoft.com/office/drawing/2016/5/10/chartex" xmlns:cx5="http://schemas.microsoft.com/office/drawing/2016/5/11/chartex" xmlns:cx6="http://schemas.microsoft.com/office/drawing/2016/5/12/chartex" xmlns:cx7="http://schemas.microsoft.com/office/drawing/2016/5/13/chartex" xmlns:cx8="http://schemas.microsoft.com/office/drawing/2016/5/14/chartex" xmlns:mc="http://schemas.openxmlformats.org/markup-compatibility/2006" xmlns:aink="http://schemas.microsoft.com/office/drawing/2016/ink" xmlns:am3d="http://schemas.microsoft.com/office/drawing/2017/model3d" xmlns:o="urn:schemas-microsoft-com:office:office" xmlns:oel="http://schemas.microsoft.com/office/2019/extlst" xmlns:r="http://schemas.openxmlformats.org/officeDocument/2006/relationships" xmlns:m="http://schemas.openxmlformats.org/officeDocument/2006/math" xmlns:v="urn:schemas-microsoft-com:vml" xmlns:wp14="http://schemas.microsoft.com/office/word/2010/wordprocessingDrawing" xmlns:wp="http://schemas.openxmlformats.org/drawingml/2006/wordprocessingDrawing" xmlns:w10="urn:schemas-microsoft-com:office:word" xmlns:w="http://schemas.openxmlformats.org/wordprocessingml/2006/main" xmlns:w14="http://schemas.microsoft.com/office/word/2010/wordml" xmlns:w15="http://schemas.microsoft.com/office/word/2012/wordml" xmlns:w16cex="http://schemas.microsoft.com/office/word/2018/wordml/cex" xmlns:w16cid="http://schemas.microsoft.com/office/word/2016/wordml/cid" xmlns:w16="http://schemas.microsoft.com/office/word/2018/wordml" xmlns:w16du="http://schemas.microsoft.com/office/word/2023/wordml/word16du" xmlns:w16sdtdh="http://schemas.microsoft.com/office/word/2020/wordml/sdtdatahash" xmlns:w16sdtfl="http://schemas.microsoft.com/office/word/2024/wordml/sdtformatlock" xmlns:w16se="http://schemas.microsoft.com/office/word/2015/wordml/symex" xmlns:wpg="http://schemas.microsoft.com/office/word/2010/wordprocessingGroup" xmlns:wpi="http://schemas.microsoft.com/office/word/2010/wordprocessingInk" xmlns:wne="http://schemas.microsoft.com/office/word/2006/wordml" xmlns:wps="http://schemas.microsoft.com/office/word/2010/wordprocessingShape" mc:Ignorable="w14 w15 w16se w16cid w16 w16cex w16sdtdh w16sdtfl w16du wp14">
   <w:footnote w:type="separator" w:id="-1">
@@ -2134,19 +2372,6 @@
 </file>
 
 <file path=word/header1.xml><?xml version="1.0" encoding="utf-8"?>
-<w:hdr xmlns:wpc="http://schemas.microsoft.com/office/word/2010/wordprocessingCanvas" xmlns:cx="http://schemas.microsoft.com/office/drawing/2014/chartex" xmlns:cx1="http://schemas.microsoft.com/office/drawing/2015/9/8/chartex" xmlns:cx2="http://schemas.microsoft.com/office/drawing/2015/10/21/chartex" xmlns:cx3="http://schemas.microsoft.com/office/drawing/2016/5/9/chartex" xmlns:cx4="http://schemas.microsoft.com/office/drawing/2016/5/10/chartex" xmlns:cx5="http://schemas.microsoft.com/office/drawing/2016/5/11/chartex" xmlns:cx6="http://schemas.microsoft.com/office/drawing/2016/5/12/chartex" xmlns:cx7="http://schemas.microsoft.com/office/drawing/2016/5/13/chartex" xmlns:cx8="http://schemas.microsoft.com/office/drawing/2016/5/14/chartex" xmlns:mc="http://schemas.openxmlformats.org/markup-compatibility/2006" xmlns:aink="http://schemas.microsoft.com/office/drawing/2016/ink" xmlns:am3d="http://schemas.microsoft.com/office/drawing/2017/model3d" xmlns:o="urn:schemas-microsoft-com:office:office" xmlns:oel="http://schemas.microsoft.com/office/2019/extlst" xmlns:r="http://schemas.openxmlformats.org/officeDocument/2006/relationships" xmlns:m="http://schemas.openxmlformats.org/officeDocument/2006/math" xmlns:v="urn:schemas-microsoft-com:vml" xmlns:wp14="http://schemas.microsoft.com/office/word/2010/wordprocessingDrawing" xmlns:wp="http://schemas.openxmlformats.org/drawingml/2006/wordprocessingDrawing" xmlns:w10="urn:schemas-microsoft-com:office:word" xmlns:w="http://schemas.openxmlformats.org/wordprocessingml/2006/main" xmlns:w14="http://schemas.microsoft.com/office/word/2010/wordml" xmlns:w15="http://schemas.microsoft.com/office/word/2012/wordml" xmlns:w16cex="http://schemas.microsoft.com/office/word/2018/wordml/cex" xmlns:w16cid="http://schemas.microsoft.com/office/word/2016/wordml/cid" xmlns:w16="http://schemas.microsoft.com/office/word/2018/wordml" xmlns:w16du="http://schemas.microsoft.com/office/word/2023/wordml/word16du" xmlns:w16sdtdh="http://schemas.microsoft.com/office/word/2020/wordml/sdtdatahash" xmlns:w16sdtfl="http://schemas.microsoft.com/office/word/2024/wordml/sdtformatlock" xmlns:w16se="http://schemas.microsoft.com/office/word/2015/wordml/symex" xmlns:wpg="http://schemas.microsoft.com/office/word/2010/wordprocessingGroup" xmlns:wpi="http://schemas.microsoft.com/office/word/2010/wordprocessingInk" xmlns:wne="http://schemas.microsoft.com/office/word/2006/wordml" xmlns:wps="http://schemas.microsoft.com/office/word/2010/wordprocessingShape" mc:Ignorable="w14 w15 w16se w16cid w16 w16cex w16sdtdh w16sdtfl w16du wp14">
-  <w:p>
-    <w:pPr>
-      <w:pStyle w:val="a6"/>
-      <w:rPr>
-        <w:rFonts w:hint="eastAsia"/>
-      </w:rPr>
-    </w:pPr>
-  </w:p>
-</w:hdr>
-</file>
-
-<file path=word/header2.xml><?xml version="1.0" encoding="utf-8"?>
 <w:hdr xmlns:wpc="http://schemas.microsoft.com/office/word/2010/wordprocessingCanvas" xmlns:cx="http://schemas.microsoft.com/office/drawing/2014/chartex" xmlns:cx1="http://schemas.microsoft.com/office/drawing/2015/9/8/chartex" xmlns:cx2="http://schemas.microsoft.com/office/drawing/2015/10/21/chartex" xmlns:cx3="http://schemas.microsoft.com/office/drawing/2016/5/9/chartex" xmlns:cx4="http://schemas.microsoft.com/office/drawing/2016/5/10/chartex" xmlns:cx5="http://schemas.microsoft.com/office/drawing/2016/5/11/chartex" xmlns:cx6="http://schemas.microsoft.com/office/drawing/2016/5/12/chartex" xmlns:cx7="http://schemas.microsoft.com/office/drawing/2016/5/13/chartex" xmlns:cx8="http://schemas.microsoft.com/office/drawing/2016/5/14/chartex" xmlns:mc="http://schemas.openxmlformats.org/markup-compatibility/2006" xmlns:aink="http://schemas.microsoft.com/office/drawing/2016/ink" xmlns:am3d="http://schemas.microsoft.com/office/drawing/2017/model3d" xmlns:o="urn:schemas-microsoft-com:office:office" xmlns:oel="http://schemas.microsoft.com/office/2019/extlst" xmlns:r="http://schemas.openxmlformats.org/officeDocument/2006/relationships" xmlns:m="http://schemas.openxmlformats.org/officeDocument/2006/math" xmlns:v="urn:schemas-microsoft-com:vml" xmlns:wp14="http://schemas.microsoft.com/office/word/2010/wordprocessingDrawing" xmlns:wp="http://schemas.openxmlformats.org/drawingml/2006/wordprocessingDrawing" xmlns:w10="urn:schemas-microsoft-com:office:word" xmlns:w="http://schemas.openxmlformats.org/wordprocessingml/2006/main" xmlns:w14="http://schemas.microsoft.com/office/word/2010/wordml" xmlns:w15="http://schemas.microsoft.com/office/word/2012/wordml" xmlns:w16cex="http://schemas.microsoft.com/office/word/2018/wordml/cex" xmlns:w16cid="http://schemas.microsoft.com/office/word/2016/wordml/cid" xmlns:w16="http://schemas.microsoft.com/office/word/2018/wordml" xmlns:w16du="http://schemas.microsoft.com/office/word/2023/wordml/word16du" xmlns:w16sdtdh="http://schemas.microsoft.com/office/word/2020/wordml/sdtdatahash" xmlns:w16sdtfl="http://schemas.microsoft.com/office/word/2024/wordml/sdtformatlock" xmlns:w16se="http://schemas.microsoft.com/office/word/2015/wordml/symex" xmlns:wpg="http://schemas.microsoft.com/office/word/2010/wordprocessingGroup" xmlns:wpi="http://schemas.microsoft.com/office/word/2010/wordprocessingInk" xmlns:wne="http://schemas.microsoft.com/office/word/2006/wordml" xmlns:wps="http://schemas.microsoft.com/office/word/2010/wordprocessingShape" mc:Ignorable="w14 w15 w16se w16cid w16 w16cex w16sdtdh w16sdtfl w16du wp14">
   <w:p>
     <w:pPr>
@@ -2218,19 +2443,6 @@
       </w:rPr>
       <w:t>15</w:t>
     </w:r>
-  </w:p>
-</w:hdr>
-</file>
-
-<file path=word/header3.xml><?xml version="1.0" encoding="utf-8"?>
-<w:hdr xmlns:wpc="http://schemas.microsoft.com/office/word/2010/wordprocessingCanvas" xmlns:cx="http://schemas.microsoft.com/office/drawing/2014/chartex" xmlns:cx1="http://schemas.microsoft.com/office/drawing/2015/9/8/chartex" xmlns:cx2="http://schemas.microsoft.com/office/drawing/2015/10/21/chartex" xmlns:cx3="http://schemas.microsoft.com/office/drawing/2016/5/9/chartex" xmlns:cx4="http://schemas.microsoft.com/office/drawing/2016/5/10/chartex" xmlns:cx5="http://schemas.microsoft.com/office/drawing/2016/5/11/chartex" xmlns:cx6="http://schemas.microsoft.com/office/drawing/2016/5/12/chartex" xmlns:cx7="http://schemas.microsoft.com/office/drawing/2016/5/13/chartex" xmlns:cx8="http://schemas.microsoft.com/office/drawing/2016/5/14/chartex" xmlns:mc="http://schemas.openxmlformats.org/markup-compatibility/2006" xmlns:aink="http://schemas.microsoft.com/office/drawing/2016/ink" xmlns:am3d="http://schemas.microsoft.com/office/drawing/2017/model3d" xmlns:o="urn:schemas-microsoft-com:office:office" xmlns:oel="http://schemas.microsoft.com/office/2019/extlst" xmlns:r="http://schemas.openxmlformats.org/officeDocument/2006/relationships" xmlns:m="http://schemas.openxmlformats.org/officeDocument/2006/math" xmlns:v="urn:schemas-microsoft-com:vml" xmlns:wp14="http://schemas.microsoft.com/office/word/2010/wordprocessingDrawing" xmlns:wp="http://schemas.openxmlformats.org/drawingml/2006/wordprocessingDrawing" xmlns:w10="urn:schemas-microsoft-com:office:word" xmlns:w="http://schemas.openxmlformats.org/wordprocessingml/2006/main" xmlns:w14="http://schemas.microsoft.com/office/word/2010/wordml" xmlns:w15="http://schemas.microsoft.com/office/word/2012/wordml" xmlns:w16cex="http://schemas.microsoft.com/office/word/2018/wordml/cex" xmlns:w16cid="http://schemas.microsoft.com/office/word/2016/wordml/cid" xmlns:w16="http://schemas.microsoft.com/office/word/2018/wordml" xmlns:w16du="http://schemas.microsoft.com/office/word/2023/wordml/word16du" xmlns:w16sdtdh="http://schemas.microsoft.com/office/word/2020/wordml/sdtdatahash" xmlns:w16sdtfl="http://schemas.microsoft.com/office/word/2024/wordml/sdtformatlock" xmlns:w16se="http://schemas.microsoft.com/office/word/2015/wordml/symex" xmlns:wpg="http://schemas.microsoft.com/office/word/2010/wordprocessingGroup" xmlns:wpi="http://schemas.microsoft.com/office/word/2010/wordprocessingInk" xmlns:wne="http://schemas.microsoft.com/office/word/2006/wordml" xmlns:wps="http://schemas.microsoft.com/office/word/2010/wordprocessingShape" mc:Ignorable="w14 w15 w16se w16cid w16 w16cex w16sdtdh w16sdtfl w16du wp14">
-  <w:p>
-    <w:pPr>
-      <w:pStyle w:val="a6"/>
-      <w:rPr>
-        <w:rFonts w:hint="eastAsia"/>
-      </w:rPr>
-    </w:pPr>
   </w:p>
 </w:hdr>
 </file>
